--- a/companies/ashcombe-advisory/Engagements/Kirby-Taylor/Meeting Minutes 2022-06-15 - Kirby-Taylor.docx
+++ b/companies/ashcombe-advisory/Engagements/Kirby-Taylor/Meeting Minutes 2022-06-15 - Kirby-Taylor.docx
@@ -23,7 +23,7 @@
         <w:pStyle w:val="ListBullet"/>
       </w:pPr>
       <w:r>
-        <w:t>Laura Bradley, Senior Associate</w:t>
+        <w:t>Melissa Zimmerman, Communications Analyst, Ashcombe Advisory Partners</w:t>
       </w:r>
     </w:p>
     <w:p>
@@ -31,7 +31,7 @@
         <w:pStyle w:val="ListBullet"/>
       </w:pPr>
       <w:r>
-        <w:t>Kimberly Le, Communications Analyst</w:t>
+        <w:t>Laura Bradley, Senior Associate, Ashcombe Advisory Partners</w:t>
       </w:r>
     </w:p>
     <w:p>
@@ -39,7 +39,7 @@
         <w:pStyle w:val="ListBullet"/>
       </w:pPr>
       <w:r>
-        <w:t>Melissa Zimmerman, Communications Analyst</w:t>
+        <w:t>Kimberly Le, Communications Analyst, Ashcombe Advisory Partners</w:t>
       </w:r>
     </w:p>
     <w:p>
@@ -60,27 +60,47 @@
     </w:p>
     <w:p>
       <w:r>
-        <w:t>The session took stock of the program at its midpoint, with the main pieces built and the focus turning to execution. The core messages are settled, the media list is effectively final, and the announcement now has a locked date to work back from. The meeting was less about deciding direction than about confirming that everyone is holding to the plan agreed so far and that the open items are narrow ones.</w:t>
+        <w:t>The team met by telephone to review the program at its midpoint. Laura Bradley led the review, and Melissa Zimmerman recorded these minutes. The purpose was to confirm what is ready, close out the fact sheet, and set the sequence for the first round of media contact.</w:t>
       </w:r>
     </w:p>
     <w:p>
       <w:r>
-        <w:t>Laura Bradley walked the group through the messages as they now stand, including the revision to the leadership line that had read too defensively in the first draft. Sandra Mcdaniel confirmed that the softer version is the one leadership at Kirby-Taylor prefers and that nothing else in the current draft raises a concern on the client side. With that, the group treated the messaging as approved in substance, subject only to the final written sign-off.</w:t>
+        <w:t>The message framework is drafted and has been with Sandra Mcdaniel for review since last week. Laura Bradley reported that the language holds and that only minor edits are outstanding. The framework goes final once the client returns its marks.</w:t>
       </w:r>
     </w:p>
     <w:p>
       <w:r>
-        <w:t>Kimberly Le reported on the coverage read that informed the framing. Her conclusion, that the company is currently described in operational rather than strategic terms, is exactly the gap the program is meant to close, and she flagged two reporters who follow the sector closely enough to be worth briefing before the wider outreach begins. The group agreed that early, quiet conversations with those two would set a better baseline than a cold announcement to the full list, and that the substance of what they are told should not run ahead of the approved messages.</w:t>
+        <w:t>Kimberly Le presented the coverage baseline. Reporting on Kirby-Taylor has been accurate but light, concentrated in two trade outlets, with no adverse threads running through it. The group read this as a favorable start and agreed the aim is depth and consistency rather than volume.</w:t>
       </w:r>
     </w:p>
     <w:p>
       <w:r>
-        <w:t>Melissa Zimmerman took the group through timing and outreach. The announcement date holds, the outreach schedule is built back from it, and the media list is complete but for two outlets Sandra Mcdaniel had asked to add. Melissa Zimmerman restated the one open dependency plainly: nothing goes out until the written sign-off is in hand, and the schedule assumes that clears this week. Sandra Mcdaniel agreed to close the sign-off on her side and to confirm the two additional outlets.</w:t>
+        <w:t>The fact sheet is locked. Melissa Zimmerman confirmed that every figure ties to a filing or to written confirmation from the client, and that the same numbers now carry through the message points and the press packet. No further changes are expected before the announcement.</w:t>
       </w:r>
     </w:p>
     <w:p>
       <w:r>
-        <w:t>On cadence, the group agreed to keep the status thread running as the single written record and to reconvene once the first briefings have happened. Sandra Mcdaniel asked for a one-page version of the final messages to keep beside her through the announcement window, and Laura Bradley agreed to produce it. The group was comfortable that the program is where it should be for this point and that the remaining work is execution rather than design.</w:t>
+        <w:t>Kimberly Le is building the media list and expects a first version within the week. The group discussed which outlets to approach first and agreed to lead with the two that already follow Kirby-Taylor, then widen from there once the early conversations have gone well.</w:t>
+      </w:r>
+    </w:p>
+    <w:p>
+      <w:r>
+        <w:t>The spokesperson briefing was discussed. Sandra Mcdaniel will confirm a date, and Laura Bradley will run the session against the approved framework. Nothing goes to a reporter until the briefing is done and the client has cleared the framework.</w:t>
+      </w:r>
+    </w:p>
+    <w:p>
+      <w:r>
+        <w:t>The approval path is unchanged. Client-facing material clears through Sandra Mcdaniel before release, turnaround has been prompt, and no change was proposed.</w:t>
+      </w:r>
+    </w:p>
+    <w:p>
+      <w:r>
+        <w:t>Measurement was the last item. Melissa Zimmerman will track coverage against the baseline through the second half, counting placements and, where it can be judged, whether the message points are showing up in the reporting. The group agreed to keep the measure simple so it stays current, rather than build a fuller one that would lag the work.</w:t>
+      </w:r>
+    </w:p>
+    <w:p>
+      <w:r>
+        <w:t>Two smaller points were logged. Kimberly Le noted that one of the two trade outlets has changed its beat reporter, which the group treated as a reason to make the first call a careful one. Laura Bradley confirmed the press packet is assembled and needs only the final framework before it is ready to hand to a reporter.</w:t>
       </w:r>
     </w:p>
     <w:p>
@@ -88,7 +108,7 @@
         <w:pStyle w:val="Heading2"/>
       </w:pPr>
       <w:r>
-        <w:t>Action Items</w:t>
+        <w:t>Actions agreed</w:t>
       </w:r>
     </w:p>
     <w:tbl>
@@ -112,7 +132,7 @@
               <w:rPr>
                 <w:b/>
               </w:rPr>
-              <w:t>Item</w:t>
+              <w:t>Action</w:t>
             </w:r>
           </w:p>
         </w:tc>
@@ -138,7 +158,7 @@
               <w:rPr>
                 <w:b/>
               </w:rPr>
-              <w:t>Target</w:t>
+              <w:t>Due</w:t>
             </w:r>
           </w:p>
         </w:tc>
@@ -150,103 +170,7 @@
           </w:tcPr>
           <w:p>
             <w:r>
-              <w:t>Finalize spokesperson preparation and the anticipated-questions document</w:t>
-            </w:r>
-          </w:p>
-        </w:tc>
-        <w:tc>
-          <w:tcPr>
-            <w:tcW w:type="dxa" w:w="2880"/>
-          </w:tcPr>
-          <w:p>
-            <w:r>
-              <w:t>Laura Bradley</w:t>
-            </w:r>
-          </w:p>
-        </w:tc>
-        <w:tc>
-          <w:tcPr>
-            <w:tcW w:type="dxa" w:w="2880"/>
-          </w:tcPr>
-          <w:p>
-            <w:r>
-              <w:t>This week</w:t>
-            </w:r>
-          </w:p>
-        </w:tc>
-      </w:tr>
-      <w:tr>
-        <w:tc>
-          <w:tcPr>
-            <w:tcW w:type="dxa" w:w="2880"/>
-          </w:tcPr>
-          <w:p>
-            <w:r>
-              <w:t>Confirm the two additional outlets and close the media list</w:t>
-            </w:r>
-          </w:p>
-        </w:tc>
-        <w:tc>
-          <w:tcPr>
-            <w:tcW w:type="dxa" w:w="2880"/>
-          </w:tcPr>
-          <w:p>
-            <w:r>
-              <w:t>Melissa Zimmerman</w:t>
-            </w:r>
-          </w:p>
-        </w:tc>
-        <w:tc>
-          <w:tcPr>
-            <w:tcW w:type="dxa" w:w="2880"/>
-          </w:tcPr>
-          <w:p>
-            <w:r>
-              <w:t>This week</w:t>
-            </w:r>
-          </w:p>
-        </w:tc>
-      </w:tr>
-      <w:tr>
-        <w:tc>
-          <w:tcPr>
-            <w:tcW w:type="dxa" w:w="2880"/>
-          </w:tcPr>
-          <w:p>
-            <w:r>
-              <w:t>Hold quiet early briefings with the two priority reporters</w:t>
-            </w:r>
-          </w:p>
-        </w:tc>
-        <w:tc>
-          <w:tcPr>
-            <w:tcW w:type="dxa" w:w="2880"/>
-          </w:tcPr>
-          <w:p>
-            <w:r>
-              <w:t>Kimberly Le</w:t>
-            </w:r>
-          </w:p>
-        </w:tc>
-        <w:tc>
-          <w:tcPr>
-            <w:tcW w:type="dxa" w:w="2880"/>
-          </w:tcPr>
-          <w:p>
-            <w:r>
-              <w:t>Next week</w:t>
-            </w:r>
-          </w:p>
-        </w:tc>
-      </w:tr>
-      <w:tr>
-        <w:tc>
-          <w:tcPr>
-            <w:tcW w:type="dxa" w:w="2880"/>
-          </w:tcPr>
-          <w:p>
-            <w:r>
-              <w:t>Return written leadership sign-off on the final messages</w:t>
+              <w:t>Return marks on the message framework</w:t>
             </w:r>
           </w:p>
         </w:tc>
@@ -278,7 +202,71 @@
           </w:tcPr>
           <w:p>
             <w:r>
-              <w:t>Produce the one-page summary of the final messages</w:t>
+              <w:t>Circulate the first media list for review</w:t>
+            </w:r>
+          </w:p>
+        </w:tc>
+        <w:tc>
+          <w:tcPr>
+            <w:tcW w:type="dxa" w:w="2880"/>
+          </w:tcPr>
+          <w:p>
+            <w:r>
+              <w:t>Kimberly Le</w:t>
+            </w:r>
+          </w:p>
+        </w:tc>
+        <w:tc>
+          <w:tcPr>
+            <w:tcW w:type="dxa" w:w="2880"/>
+          </w:tcPr>
+          <w:p>
+            <w:r>
+              <w:t>Within one week</w:t>
+            </w:r>
+          </w:p>
+        </w:tc>
+      </w:tr>
+      <w:tr>
+        <w:tc>
+          <w:tcPr>
+            <w:tcW w:type="dxa" w:w="2880"/>
+          </w:tcPr>
+          <w:p>
+            <w:r>
+              <w:t>Confirm a date for the spokesperson briefing</w:t>
+            </w:r>
+          </w:p>
+        </w:tc>
+        <w:tc>
+          <w:tcPr>
+            <w:tcW w:type="dxa" w:w="2880"/>
+          </w:tcPr>
+          <w:p>
+            <w:r>
+              <w:t>Sandra Mcdaniel</w:t>
+            </w:r>
+          </w:p>
+        </w:tc>
+        <w:tc>
+          <w:tcPr>
+            <w:tcW w:type="dxa" w:w="2880"/>
+          </w:tcPr>
+          <w:p>
+            <w:r>
+              <w:t>Before the next session</w:t>
+            </w:r>
+          </w:p>
+        </w:tc>
+      </w:tr>
+      <w:tr>
+        <w:tc>
+          <w:tcPr>
+            <w:tcW w:type="dxa" w:w="2880"/>
+          </w:tcPr>
+          <w:p>
+            <w:r>
+              <w:t>Prepare the briefing materials from the approved framework</w:t>
             </w:r>
           </w:p>
         </w:tc>
@@ -298,7 +286,39 @@
           </w:tcPr>
           <w:p>
             <w:r>
-              <w:t>Next week</w:t>
+              <w:t>Ahead of the briefing</w:t>
+            </w:r>
+          </w:p>
+        </w:tc>
+      </w:tr>
+      <w:tr>
+        <w:tc>
+          <w:tcPr>
+            <w:tcW w:type="dxa" w:w="2880"/>
+          </w:tcPr>
+          <w:p>
+            <w:r>
+              <w:t>Hold the fact sheet as final unless the client reopens a figure</w:t>
+            </w:r>
+          </w:p>
+        </w:tc>
+        <w:tc>
+          <w:tcPr>
+            <w:tcW w:type="dxa" w:w="2880"/>
+          </w:tcPr>
+          <w:p>
+            <w:r>
+              <w:t>Melissa Zimmerman</w:t>
+            </w:r>
+          </w:p>
+        </w:tc>
+        <w:tc>
+          <w:tcPr>
+            <w:tcW w:type="dxa" w:w="2880"/>
+          </w:tcPr>
+          <w:p>
+            <w:r>
+              <w:t>Ongoing</w:t>
             </w:r>
           </w:p>
         </w:tc>
@@ -306,7 +326,7 @@
     </w:tbl>
     <w:p>
       <w:r>
-        <w:t>Minutes prepared by Melissa Zimmerman.</w:t>
+        <w:t>Minutes recorded by Melissa Zimmerman. The framework marks are the gating item; once they are back, the media list and the briefing can proceed in parallel.</w:t>
       </w:r>
     </w:p>
     <w:sectPr>
